--- a/assets/downloads-editie-6/editie6_aflevering-08-partijen-in-kaart.docx
+++ b/assets/downloads-editie-6/editie6_aflevering-08-partijen-in-kaart.docx
@@ -70,11 +70,6 @@
         </w:rPr>
         <w:t xml:space="preserve">De kaart</w:t>
       </w:r>
-    </w:p>
-    <w:p>
-      <w:pPr>
-        <w:pStyle w:val="BodyText"/>
-      </w:pPr>
     </w:p>
     <w:p>
       <w:pPr>

--- a/assets/downloads-editie-6/editie6_aflevering-08-partijen-in-kaart.docx
+++ b/assets/downloads-editie-6/editie6_aflevering-08-partijen-in-kaart.docx
@@ -2,13 +2,13 @@
 <file path=word/document.xml><?xml version="1.0" encoding="utf-8"?>
 <w:document xmlns:w="http://schemas.openxmlformats.org/wordprocessingml/2006/main" xmlns:m="http://schemas.openxmlformats.org/officeDocument/2006/math" xmlns:r="http://schemas.openxmlformats.org/officeDocument/2006/relationships" xmlns:o="urn:schemas-microsoft-com:office:office" xmlns:v="urn:schemas-microsoft-com:vml" xmlns:w10="urn:schemas-microsoft-com:office:word" xmlns:a="http://schemas.openxmlformats.org/drawingml/2006/main" xmlns:pic="http://schemas.openxmlformats.org/drawingml/2006/picture" xmlns:wp="http://schemas.openxmlformats.org/drawingml/2006/wordprocessingDrawing">
   <w:body>
-    <w:bookmarkStart w:id="20" w:name="nova-democratia-partijen-in-kaart"/>
+    <w:bookmarkStart w:id="20" w:name="X52963919490a1e420f919c495b7330b42801a4b"/>
     <w:p>
       <w:pPr>
         <w:pStyle w:val="Heading2"/>
       </w:pPr>
       <w:r>
-        <w:t xml:space="preserve">08 — NOVA DEMOCRATIA · PARTIJEN IN KAART</w:t>
+        <w:t xml:space="preserve">08 — Waar staat uw partij in het ordes-speelveld?</w:t>
       </w:r>
     </w:p>
     <w:p>
@@ -16,23 +16,7 @@
         <w:pStyle w:val="FirstParagraph"/>
       </w:pPr>
       <w:r>
-        <w:rPr>
-          <w:i/>
-          <w:iCs/>
-        </w:rPr>
-        <w:t xml:space="preserve">Vijftien Nederlandse partijen op twee assen: hoe diep snijden hun voorstellen in de constructie, en wie wil de constructie zelf herzien?</w:t>
-      </w:r>
-    </w:p>
-    <w:p>
-      <w:pPr>
-        <w:pStyle w:val="BodyText"/>
-      </w:pPr>
-      <w:r>
-        <w:rPr>
-          <w:b/>
-          <w:bCs/>
-        </w:rPr>
-        <w:t xml:space="preserve">Waar staat uw partij in het ordes-speelveld?</w:t>
+        <w:t xml:space="preserve">**Waar staat uw partij in het ordes-speeassen: hoe diep snijden hun voorstellen in de constructie, en wie wil de constructie zelf herzien?*</w:t>
       </w:r>
     </w:p>
     <w:p>

--- a/assets/downloads-editie-6/editie6_aflevering-08-partijen-in-kaart.docx
+++ b/assets/downloads-editie-6/editie6_aflevering-08-partijen-in-kaart.docx
@@ -204,7 +204,7 @@
         <w:pStyle w:val="BodyText"/>
       </w:pPr>
       <w:r>
-        <w:t xml:space="preserve">De partijenkaart bevestigt cijfermatig wat de Pareto‐analyse uit aflevering drie al uitwees. Zittende politieke partijen scoren samen veertienhonderdachtenvijftig punten blokkademacht — niet omdat zij sterk zijn, maar omdat zij gezamenlijk een eerste‐ordetaalmonopolie hebben in een eerste‐ordepubliek. De kaart laat zien waar dat monopolie geografisch zit: linksonder, waar zes partijen samen meer dan negentig zetels bezetten.</w:t>
+        <w:t xml:space="preserve">De partijenkaart bevestigt cijfermatig wat de Pareto‐analyse uit aflevering drie al uitwees. Zittende politieke partijen scoren samen veertienhonderdachtenvijftig punten remwicht — niet omdat zij sterk zijn, maar omdat zij gezamenlijk een eerste‐ordetaalmonopolie hebben in een eerste‐ordepubliek. De kaart laat zien waar dat monopolie geografisch zit: linksonder, waar zes partijen samen meer dan negentig zetels bezetten.</w:t>
       </w:r>
     </w:p>
     <w:p>
